--- a/docs/apply/_submit/04-fintech-submit-2026-10-06.docx
+++ b/docs/apply/_submit/04-fintech-submit-2026-10-06.docx
@@ -2750,6 +2750,59 @@
         <w:t>세 번째 한계는 현장 확인으로 닫습니다. 독립 검토 표본에 사람이 정답을 붙이면 산출 공실률의 오류율과 오류 방향(과대·과소)을 잴 수 있고, 그 값은 심사 카드의 배지 옆에 함께 싣습니다.</w:t>
       </w:r>
     </w:p>
+    <w:p>
+      <w:pPr>
+        <w:pStyle w:val="Heading1"/>
+      </w:pPr>
+      <w:r>
+        <w:rPr>
+          <w:rFonts w:ascii="Malgun Gothic" w:hAnsi="Malgun Gothic" w:eastAsia="Malgun Gothic" w:cs="Malgun Gothic"/>
+          <w:b w:val="0"/>
+        </w:rPr>
+        <w:t>7. 팀 구성과 실현 가능성</w:t>
+      </w:r>
+    </w:p>
+    <w:p>
+      <w:r>
+        <w:rPr>
+          <w:rFonts w:ascii="Malgun Gothic" w:hAnsi="Malgun Gothic" w:eastAsia="Malgun Gothic" w:cs="Malgun Gothic"/>
+          <w:b/>
+        </w:rPr>
+        <w:t>[대표자 직접 기입 필요: 금융·핀테크 관련 경력·학력·프로젝트, 외부 협력(없으면 없다고 기재)]</w:t>
+      </w:r>
+    </w:p>
+    <w:p>
+      <w:r>
+        <w:rPr>
+          <w:rFonts w:ascii="Malgun Gothic" w:hAnsi="Malgun Gothic" w:eastAsia="Malgun Gothic" w:cs="Malgun Gothic"/>
+          <w:b w:val="0"/>
+        </w:rPr>
+        <w:t xml:space="preserve">1인으로 참가합니다. 이 아이디어의 실현 가능성은 팀 규모가 아니라 </w:t>
+      </w:r>
+      <w:r>
+        <w:rPr>
+          <w:rFonts w:ascii="Malgun Gothic" w:hAnsi="Malgun Gothic" w:eastAsia="Malgun Gothic" w:cs="Malgun Gothic"/>
+          <w:b/>
+        </w:rPr>
+        <w:t>이미 돌아가는 구현</w:t>
+      </w:r>
+      <w:r>
+        <w:rPr>
+          <w:rFonts w:ascii="Malgun Gothic" w:hAnsi="Malgun Gothic" w:eastAsia="Malgun Gothic" w:cs="Malgun Gothic"/>
+          <w:b w:val="0"/>
+        </w:rPr>
+        <w:t>에 있습니다. 재료가 되는 서비스(https://placeos.web.app)는 서울 81거점의 건축물대장 기반 층별 공실 산출물과 네 화면(공실 히트맵 · 층 스택 · 네이버 거리뷰 · 업종 추천)을 접속 가능한 상태로 서비스하고 있습니다. 심사 보조 화면으로 옮기는 일은 새 분석이 아니라 기존 화면에 입력(주소 하나)과 출력(건물·층·상권 단위 지표와 근거 배지)의 계약을 얹는 설계입니다(3절).</w:t>
+      </w:r>
+    </w:p>
+    <w:p>
+      <w:r>
+        <w:rPr>
+          <w:rFonts w:ascii="Malgun Gothic" w:hAnsi="Malgun Gothic" w:eastAsia="Malgun Gothic" w:cs="Malgun Gothic"/>
+          <w:b w:val="0"/>
+        </w:rPr>
+        <w:t>부족한 쪽은 금융 도메인입니다. 금융기관과 협의하거나 시범 적용한 적이 없고(6절), 소상공인 여신 심사 실무의 세부는 현업에서 확인한 것이 아닙니다. 그래서 첫 과제는 심사 실무에서 입지가 어디에, 어떤 근거로 쓰이는지를 현업과 확인하는 것이며, 그 결과에 따라 3절의 이용 흐름을 고칩니다. 지표를 여신 결과와 대조하는 검증도 협력 기관의 내부 시스템 안에서만 가능하다는 점을 6절에 적었습니다.</w:t>
+      </w:r>
+    </w:p>
     <w:sectPr>
       <w:footerReference w:type="default" r:id="rId9"/>
       <w:pgSz w:w="11906" w:h="16838"/>

--- a/docs/apply/_submit/04-fintech-submit-2026-10-06.docx
+++ b/docs/apply/_submit/04-fintech-submit-2026-10-06.docx
@@ -1529,7 +1529,7 @@
                 <w:b w:val="0"/>
                 <w:sz w:val="19"/>
               </w:rPr>
-              <w:t>거점 사전분포 기준선 88.7%</w:t>
+              <w:t>거점 사전분포 기준선 88.4%</w:t>
             </w:r>
           </w:p>
         </w:tc>
@@ -1556,7 +1556,7 @@
                 <w:b w:val="0"/>
                 <w:sz w:val="19"/>
               </w:rPr>
-              <w:t>+3.36%p [+2.78, +3.95]</w:t>
+              <w:t>+3.63%p [+3.00, +4.25]</w:t>
             </w:r>
           </w:p>
         </w:tc>
@@ -1583,7 +1583,7 @@
                 <w:b w:val="0"/>
                 <w:sz w:val="19"/>
               </w:rPr>
-              <w:t>실력 (시험 17,650자리)</w:t>
+              <w:t>실력 (시험 18,087자리)</w:t>
             </w:r>
           </w:p>
         </w:tc>
